--- a/formatos/acuerdo_con_ads_persona_fisica.docx
+++ b/formatos/acuerdo_con_ads_persona_fisica.docx
@@ -4639,7 +4639,6 @@
     </w:p>
     <w:p>
       <w:pPr>
-        <w:jc w:val="both"/>
         <w:rPr>
           <w:rFonts w:ascii="Garamond" w:eastAsia="Garamond" w:hAnsi="Garamond" w:cs="Garamond"/>
           <w:sz w:val="23"/>
@@ -7792,119 +7791,53 @@
           <w:rFonts w:ascii="Garamond" w:eastAsia="Garamond" w:hAnsi="Garamond" w:cs="Garamond"/>
           <w:sz w:val="23"/>
           <w:szCs w:val="23"/>
-        </w:rPr>
-      </w:pPr>
-      <w:r>
-        <w:rPr>
-          <w:rFonts w:ascii="Garamond" w:eastAsia="Garamond" w:hAnsi="Garamond" w:cs="Garamond"/>
-          <w:sz w:val="23"/>
-          <w:szCs w:val="23"/>
-          <w:highlight w:val="yellow"/>
+          <w:lang w:val="en-US"/>
+        </w:rPr>
+      </w:pPr>
+      <w:r>
+        <w:rPr>
+          <w:rFonts w:ascii="Garamond" w:eastAsia="Garamond" w:hAnsi="Garamond" w:cs="Garamond"/>
+          <w:sz w:val="23"/>
+          <w:szCs w:val="23"/>
+          <w:highlight w:val="yellow"/>
+          <w:lang w:val="en-US"/>
         </w:rPr>
         <w:lastRenderedPageBreak/>
-        <w:t xml:space="preserve">{%p </w:t>
-      </w:r>
-      <w:proofErr w:type="spellStart"/>
-      <w:r>
-        <w:rPr>
-          <w:rFonts w:ascii="Garamond" w:eastAsia="Garamond" w:hAnsi="Garamond" w:cs="Garamond"/>
-          <w:sz w:val="23"/>
-          <w:szCs w:val="23"/>
-          <w:highlight w:val="yellow"/>
-        </w:rPr>
-        <w:t>endif</w:t>
-      </w:r>
-      <w:proofErr w:type="spellEnd"/>
-      <w:r>
-        <w:rPr>
-          <w:rFonts w:ascii="Garamond" w:eastAsia="Garamond" w:hAnsi="Garamond" w:cs="Garamond"/>
-          <w:sz w:val="23"/>
-          <w:szCs w:val="23"/>
-          <w:highlight w:val="yellow"/>
-        </w:rPr>
-        <w:t xml:space="preserve"> %}</w:t>
-      </w:r>
-    </w:p>
-    <w:p>
-      <w:pPr>
-        <w:jc w:val="both"/>
-        <w:rPr>
-          <w:rFonts w:ascii="Garamond" w:eastAsia="Garamond" w:hAnsi="Garamond" w:cs="Garamond"/>
-          <w:sz w:val="23"/>
-          <w:szCs w:val="23"/>
-          <w:u w:val="single"/>
-          <w:lang w:val="es-MX"/>
-        </w:rPr>
-      </w:pPr>
-      <w:r>
-        <w:rPr>
-          <w:rFonts w:ascii="Garamond" w:eastAsia="Garamond" w:hAnsi="Garamond" w:cs="Garamond"/>
-          <w:sz w:val="23"/>
-          <w:szCs w:val="23"/>
-          <w:highlight w:val="yellow"/>
-          <w:u w:val="single"/>
-          <w:lang w:val="es-MX"/>
-        </w:rPr>
-        <w:t xml:space="preserve">{%p </w:t>
-      </w:r>
-      <w:proofErr w:type="spellStart"/>
-      <w:r>
-        <w:rPr>
-          <w:rFonts w:ascii="Garamond" w:eastAsia="Garamond" w:hAnsi="Garamond" w:cs="Garamond"/>
-          <w:sz w:val="23"/>
-          <w:szCs w:val="23"/>
-          <w:highlight w:val="yellow"/>
-          <w:u w:val="single"/>
-          <w:lang w:val="es-MX"/>
-        </w:rPr>
-        <w:t>if</w:t>
-      </w:r>
-      <w:proofErr w:type="spellEnd"/>
-      <w:r>
-        <w:rPr>
-          <w:rFonts w:ascii="Garamond" w:eastAsia="Garamond" w:hAnsi="Garamond" w:cs="Garamond"/>
-          <w:sz w:val="23"/>
-          <w:szCs w:val="23"/>
-          <w:highlight w:val="yellow"/>
-          <w:u w:val="single"/>
-          <w:lang w:val="es-MX"/>
-        </w:rPr>
-        <w:t xml:space="preserve"> </w:t>
-      </w:r>
-      <w:proofErr w:type="spellStart"/>
-      <w:r>
-        <w:rPr>
-          <w:rFonts w:ascii="Garamond" w:eastAsia="Garamond" w:hAnsi="Garamond" w:cs="Garamond"/>
-          <w:sz w:val="23"/>
-          <w:szCs w:val="23"/>
-          <w:highlight w:val="yellow"/>
-          <w:u w:val="single"/>
-          <w:lang w:val="es-MX"/>
-        </w:rPr>
-        <w:t>activa_ads</w:t>
-      </w:r>
-      <w:proofErr w:type="spellEnd"/>
-      <w:r>
-        <w:rPr>
-          <w:rFonts w:ascii="Garamond" w:eastAsia="Garamond" w:hAnsi="Garamond" w:cs="Garamond"/>
-          <w:sz w:val="23"/>
-          <w:szCs w:val="23"/>
-          <w:highlight w:val="yellow"/>
-          <w:u w:val="single"/>
-          <w:lang w:val="es-MX"/>
-        </w:rPr>
-        <w:t xml:space="preserve"> %}</w:t>
-      </w:r>
-    </w:p>
-    <w:p>
-      <w:pPr>
-        <w:jc w:val="both"/>
-        <w:rPr>
-          <w:rFonts w:ascii="Garamond" w:eastAsia="Garamond" w:hAnsi="Garamond" w:cs="Garamond"/>
-          <w:sz w:val="23"/>
-          <w:szCs w:val="23"/>
-          <w:u w:val="single"/>
-          <w:lang w:val="es-MX"/>
+        <w:t>{%p endif %}</w:t>
+      </w:r>
+    </w:p>
+    <w:p>
+      <w:pPr>
+        <w:jc w:val="both"/>
+        <w:rPr>
+          <w:rFonts w:ascii="Garamond" w:eastAsia="Garamond" w:hAnsi="Garamond" w:cs="Garamond"/>
+          <w:sz w:val="23"/>
+          <w:szCs w:val="23"/>
+          <w:u w:val="single"/>
+          <w:lang w:val="en-US"/>
+        </w:rPr>
+      </w:pPr>
+      <w:r>
+        <w:rPr>
+          <w:rFonts w:ascii="Garamond" w:eastAsia="Garamond" w:hAnsi="Garamond" w:cs="Garamond"/>
+          <w:sz w:val="23"/>
+          <w:szCs w:val="23"/>
+          <w:highlight w:val="yellow"/>
+          <w:u w:val="single"/>
+          <w:lang w:val="en-US"/>
+        </w:rPr>
+        <w:t>{%p if activa_ads %}</w:t>
+      </w:r>
+    </w:p>
+    <w:p>
+      <w:pPr>
+        <w:jc w:val="both"/>
+        <w:rPr>
+          <w:rFonts w:ascii="Garamond" w:eastAsia="Garamond" w:hAnsi="Garamond" w:cs="Garamond"/>
+          <w:sz w:val="23"/>
+          <w:szCs w:val="23"/>
+          <w:u w:val="single"/>
+          <w:lang w:val="en-US"/>
         </w:rPr>
       </w:pPr>
     </w:p>
@@ -22169,28 +22102,28 @@
 </file>
 
 <file path=customXml/item1.xml><?xml version="1.0" encoding="utf-8"?>
+<b:Sources xmlns:b="http://schemas.openxmlformats.org/officeDocument/2006/bibliography" xmlns="http://schemas.openxmlformats.org/officeDocument/2006/bibliography" SelectedStyle="\APASixthEditionOfficeOnline.xsl" StyleName="APA" Version="6"/>
+</file>
+
+<file path=customXml/item2.xml><?xml version="1.0" encoding="utf-8"?>
 <go:gDocsCustomXmlDataStorage xmlns:go="http://customooxmlschemas.google.com/" xmlns:r="http://schemas.openxmlformats.org/officeDocument/2006/relationships" uri="GoogleDocsCustomDataVersion2">
   <go:docsCustomData xmlns:go="http://customooxmlschemas.google.com/" roundtripDataSignature="AMtx7mi//yQ/oiAx+PSUT/f6fDOlIWWg4Q==">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</go:docsCustomData>
 </go:gDocsCustomXmlDataStorage>
 </file>
 
-<file path=customXml/item2.xml><?xml version="1.0" encoding="utf-8"?>
-<b:Sources xmlns:b="http://schemas.openxmlformats.org/officeDocument/2006/bibliography" xmlns="http://schemas.openxmlformats.org/officeDocument/2006/bibliography" SelectedStyle="\APASixthEditionOfficeOnline.xsl" StyleName="APA" Version="6"/>
+<file path=customXml/itemProps1.xml><?xml version="1.0" encoding="utf-8"?>
+<ds:datastoreItem xmlns:ds="http://schemas.openxmlformats.org/officeDocument/2006/customXml" ds:itemID="{7D740D00-A2A0-41C6-9963-D2931C5396EA}">
+  <ds:schemaRefs>
+    <ds:schemaRef ds:uri="http://schemas.openxmlformats.org/officeDocument/2006/bibliography"/>
+  </ds:schemaRefs>
+</ds:datastoreItem>
 </file>
 
-<file path=customXml/itemProps1.xml><?xml version="1.0" encoding="utf-8"?>
+<file path=customXml/itemProps2.xml><?xml version="1.0" encoding="utf-8"?>
 <ds:datastoreItem xmlns:ds="http://schemas.openxmlformats.org/officeDocument/2006/customXml" ds:itemID="{11111111-1234-1234-1234-123412341234}">
   <ds:schemaRefs>
     <ds:schemaRef ds:uri="http://customooxmlschemas.google.com/"/>
     <ds:schemaRef ds:uri="http://schemas.openxmlformats.org/officeDocument/2006/relationships"/>
   </ds:schemaRefs>
 </ds:datastoreItem>
-</file>
-
-<file path=customXml/itemProps2.xml><?xml version="1.0" encoding="utf-8"?>
-<ds:datastoreItem xmlns:ds="http://schemas.openxmlformats.org/officeDocument/2006/customXml" ds:itemID="{7D740D00-A2A0-41C6-9963-D2931C5396EA}">
-  <ds:schemaRefs>
-    <ds:schemaRef ds:uri="http://schemas.openxmlformats.org/officeDocument/2006/bibliography"/>
-  </ds:schemaRefs>
-</ds:datastoreItem>
 </file>
--- a/formatos/acuerdo_con_ads_persona_fisica.docx
+++ b/formatos/acuerdo_con_ads_persona_fisica.docx
@@ -66,7 +66,17 @@
           <w:szCs w:val="23"/>
           <w:u w:val="single"/>
         </w:rPr>
-        <w:t>ACUERDO DE COOPERACIÓN</w:t>
+        <w:t xml:space="preserve">ACUERDO DE </w:t>
+      </w:r>
+      <w:r>
+        <w:rPr>
+          <w:rFonts w:ascii="Garamond" w:eastAsia="Garamond" w:hAnsi="Garamond" w:cs="Garamond"/>
+          <w:b/>
+          <w:bCs/>
+          <w:sz w:val="23"/>
+          <w:szCs w:val="23"/>
+        </w:rPr>
+        <w:t>COOPERACIÓN</w:t>
       </w:r>
       <w:r>
         <w:rPr>
@@ -96,7 +106,17 @@
           <w:sz w:val="23"/>
           <w:szCs w:val="23"/>
         </w:rPr>
-        <w:t xml:space="preserve"> POR TECNOLOGÍAS RAPPI, S.A.P.I., DE C.V. (EN ADELANTE, “</w:t>
+        <w:t xml:space="preserve"> POR</w:t>
+      </w:r>
+      <w:r>
+        <w:rPr>
+          <w:rFonts w:ascii="Cardo" w:eastAsia="Cardo" w:hAnsi="Cardo" w:cs="Cardo"/>
+          <w:b/>
+          <w:bCs/>
+          <w:sz w:val="23"/>
+          <w:szCs w:val="23"/>
+        </w:rPr>
+        <w:t xml:space="preserve"> TECNOLOGÍAS RAPPI, S.A.P.I., DE C.V. (EN ADELANTE, “</w:t>
       </w:r>
       <w:r>
         <w:rPr>
@@ -627,7 +647,6 @@
         </w:rPr>
         <w:t xml:space="preserve"> </w:t>
       </w:r>
-      <w:proofErr w:type="gramStart"/>
       <w:r>
         <w:rPr>
           <w:rFonts w:ascii="Garamond" w:eastAsia="Garamond" w:hAnsi="Garamond" w:cs="Garamond"/>
@@ -647,25 +666,14 @@
         </w:rPr>
         <w:t>RFC</w:t>
       </w:r>
-      <w:proofErr w:type="gramEnd"/>
-      <w:r>
-        <w:rPr>
-          <w:rFonts w:ascii="Garamond" w:eastAsia="Garamond" w:hAnsi="Garamond" w:cs="Garamond"/>
-          <w:sz w:val="23"/>
-          <w:szCs w:val="23"/>
-          <w:highlight w:val="yellow"/>
-        </w:rPr>
-        <w:t>|</w:t>
-      </w:r>
-      <w:proofErr w:type="gramStart"/>
-      <w:r>
-        <w:rPr>
-          <w:rFonts w:ascii="Garamond" w:eastAsia="Garamond" w:hAnsi="Garamond" w:cs="Garamond"/>
-          <w:sz w:val="23"/>
-          <w:szCs w:val="23"/>
-          <w:highlight w:val="yellow"/>
-        </w:rPr>
-        <w:t>upper</w:t>
+      <w:r>
+        <w:rPr>
+          <w:rFonts w:ascii="Garamond" w:eastAsia="Garamond" w:hAnsi="Garamond" w:cs="Garamond"/>
+          <w:sz w:val="23"/>
+          <w:szCs w:val="23"/>
+          <w:highlight w:val="yellow"/>
+        </w:rPr>
+        <w:t>|upper</w:t>
       </w:r>
       <w:proofErr w:type="spellEnd"/>
       <w:r>
@@ -675,17 +683,7 @@
           <w:szCs w:val="23"/>
           <w:highlight w:val="yellow"/>
         </w:rPr>
-        <w:t xml:space="preserve"> }</w:t>
-      </w:r>
-      <w:proofErr w:type="gramEnd"/>
-      <w:r>
-        <w:rPr>
-          <w:rFonts w:ascii="Garamond" w:eastAsia="Garamond" w:hAnsi="Garamond" w:cs="Garamond"/>
-          <w:sz w:val="23"/>
-          <w:szCs w:val="23"/>
-          <w:highlight w:val="yellow"/>
-        </w:rPr>
-        <w:t>}</w:t>
+        <w:t xml:space="preserve"> }}</w:t>
       </w:r>
       <w:r>
         <w:rPr>
@@ -735,65 +733,14 @@
         </w:rPr>
         <w:t xml:space="preserve"> Su domicilio fiscal es el ubicado en </w:t>
       </w:r>
-      <w:proofErr w:type="gramStart"/>
-      <w:r>
-        <w:rPr>
-          <w:rFonts w:ascii="Garamond" w:eastAsia="Garamond" w:hAnsi="Garamond" w:cs="Garamond"/>
-          <w:sz w:val="23"/>
-          <w:szCs w:val="23"/>
-          <w:highlight w:val="yellow"/>
-        </w:rPr>
-        <w:t xml:space="preserve">{{ </w:t>
-      </w:r>
-      <w:proofErr w:type="spellStart"/>
-      <w:r>
-        <w:rPr>
-          <w:rFonts w:ascii="Garamond" w:eastAsia="Garamond" w:hAnsi="Garamond" w:cs="Garamond"/>
-          <w:sz w:val="23"/>
-          <w:szCs w:val="23"/>
-          <w:highlight w:val="yellow"/>
-        </w:rPr>
-        <w:t>DIRECCIÓN</w:t>
-      </w:r>
-      <w:proofErr w:type="gramEnd"/>
-      <w:r>
-        <w:rPr>
-          <w:rFonts w:ascii="Garamond" w:eastAsia="Garamond" w:hAnsi="Garamond" w:cs="Garamond"/>
-          <w:sz w:val="23"/>
-          <w:szCs w:val="23"/>
-          <w:highlight w:val="yellow"/>
-        </w:rPr>
-        <w:t>|</w:t>
-      </w:r>
-      <w:proofErr w:type="gramStart"/>
-      <w:r>
-        <w:rPr>
-          <w:rFonts w:ascii="Garamond" w:eastAsia="Garamond" w:hAnsi="Garamond" w:cs="Garamond"/>
-          <w:sz w:val="23"/>
-          <w:szCs w:val="23"/>
-          <w:highlight w:val="yellow"/>
-        </w:rPr>
-        <w:t>title</w:t>
-      </w:r>
-      <w:proofErr w:type="spellEnd"/>
-      <w:r>
-        <w:rPr>
-          <w:rFonts w:ascii="Garamond" w:eastAsia="Garamond" w:hAnsi="Garamond" w:cs="Garamond"/>
-          <w:sz w:val="23"/>
-          <w:szCs w:val="23"/>
-          <w:highlight w:val="yellow"/>
-        </w:rPr>
-        <w:t xml:space="preserve"> }</w:t>
-      </w:r>
-      <w:proofErr w:type="gramEnd"/>
-      <w:r>
-        <w:rPr>
-          <w:rFonts w:ascii="Garamond" w:eastAsia="Garamond" w:hAnsi="Garamond" w:cs="Garamond"/>
-          <w:sz w:val="23"/>
-          <w:szCs w:val="23"/>
-          <w:highlight w:val="yellow"/>
-        </w:rPr>
-        <w:t>}</w:t>
+      <w:r>
+        <w:rPr>
+          <w:rFonts w:ascii="Garamond" w:eastAsia="Garamond" w:hAnsi="Garamond" w:cs="Garamond"/>
+          <w:sz w:val="23"/>
+          <w:szCs w:val="23"/>
+          <w:highlight w:val="yellow"/>
+        </w:rPr>
+        <w:t>{{ DIRECCIÓN }}</w:t>
       </w:r>
       <w:r>
         <w:rPr>
@@ -5406,9 +5353,9 @@
           <w:highlight w:val="yellow"/>
           <w:lang w:val="es-ES"/>
         </w:rPr>
-        <w:t xml:space="preserve">{{ </w:t>
-      </w:r>
-      <w:proofErr w:type="spellStart"/>
+        <w:t>{{ RAZÓN</w:t>
+      </w:r>
+      <w:proofErr w:type="gramEnd"/>
       <w:r>
         <w:rPr>
           <w:rFonts w:ascii="Garamond" w:eastAsia="Garamond" w:hAnsi="Garamond" w:cs="Garamond"/>
@@ -5419,9 +5366,9 @@
           <w:highlight w:val="yellow"/>
           <w:lang w:val="es-ES"/>
         </w:rPr>
-        <w:t>RAZÓN</w:t>
-      </w:r>
-      <w:proofErr w:type="gramEnd"/>
+        <w:t>_</w:t>
+      </w:r>
+      <w:proofErr w:type="gramStart"/>
       <w:r>
         <w:rPr>
           <w:rFonts w:ascii="Garamond" w:eastAsia="Garamond" w:hAnsi="Garamond" w:cs="Garamond"/>
@@ -5432,45 +5379,7 @@
           <w:highlight w:val="yellow"/>
           <w:lang w:val="es-ES"/>
         </w:rPr>
-        <w:t>_SOCIAL</w:t>
-      </w:r>
-      <w:r>
-        <w:rPr>
-          <w:rFonts w:ascii="Garamond" w:eastAsia="Garamond" w:hAnsi="Garamond" w:cs="Garamond"/>
-          <w:i/>
-          <w:iCs/>
-          <w:sz w:val="23"/>
-          <w:szCs w:val="23"/>
-          <w:highlight w:val="yellow"/>
-          <w:lang w:val="es-ES"/>
-        </w:rPr>
-        <w:t>|</w:t>
-      </w:r>
-      <w:proofErr w:type="gramStart"/>
-      <w:r>
-        <w:rPr>
-          <w:rFonts w:ascii="Garamond" w:eastAsia="Garamond" w:hAnsi="Garamond" w:cs="Garamond"/>
-          <w:i/>
-          <w:iCs/>
-          <w:sz w:val="23"/>
-          <w:szCs w:val="23"/>
-          <w:highlight w:val="yellow"/>
-          <w:lang w:val="es-ES"/>
-        </w:rPr>
-        <w:t>upper</w:t>
-      </w:r>
-      <w:proofErr w:type="spellEnd"/>
-      <w:r>
-        <w:rPr>
-          <w:rFonts w:ascii="Garamond" w:eastAsia="Garamond" w:hAnsi="Garamond" w:cs="Garamond"/>
-          <w:i/>
-          <w:iCs/>
-          <w:sz w:val="23"/>
-          <w:szCs w:val="23"/>
-          <w:highlight w:val="yellow"/>
-          <w:lang w:val="es-ES"/>
-        </w:rPr>
-        <w:t xml:space="preserve"> }</w:t>
+        <w:t>SOCIAL }</w:t>
       </w:r>
       <w:proofErr w:type="gramEnd"/>
       <w:r>
@@ -7872,7 +7781,20 @@
           <w:highlight w:val="yellow"/>
           <w:u w:val="single"/>
         </w:rPr>
-        <w:t>{{ NUM</w:t>
+        <w:t xml:space="preserve">{{ </w:t>
+      </w:r>
+      <w:proofErr w:type="spellStart"/>
+      <w:r>
+        <w:rPr>
+          <w:rFonts w:ascii="Garamond" w:eastAsia="Garamond" w:hAnsi="Garamond" w:cs="Garamond"/>
+          <w:b/>
+          <w:bCs/>
+          <w:sz w:val="23"/>
+          <w:szCs w:val="23"/>
+          <w:highlight w:val="yellow"/>
+          <w:u w:val="single"/>
+        </w:rPr>
+        <w:t>NUM</w:t>
       </w:r>
       <w:proofErr w:type="gramEnd"/>
       <w:r>
@@ -7885,7 +7807,19 @@
           <w:highlight w:val="yellow"/>
           <w:u w:val="single"/>
         </w:rPr>
-        <w:t>_INVERSIÓN_</w:t>
+        <w:t>_INVERSIÓN_ADS</w:t>
+      </w:r>
+      <w:r>
+        <w:rPr>
+          <w:rFonts w:ascii="Garamond" w:eastAsia="Garamond" w:hAnsi="Garamond" w:cs="Garamond"/>
+          <w:b/>
+          <w:bCs/>
+          <w:sz w:val="23"/>
+          <w:szCs w:val="23"/>
+          <w:highlight w:val="yellow"/>
+          <w:u w:val="single"/>
+        </w:rPr>
+        <w:t>|</w:t>
       </w:r>
       <w:proofErr w:type="gramStart"/>
       <w:r>
@@ -7898,7 +7832,20 @@
           <w:highlight w:val="yellow"/>
           <w:u w:val="single"/>
         </w:rPr>
-        <w:t>ADS }</w:t>
+        <w:t>upper</w:t>
+      </w:r>
+      <w:proofErr w:type="spellEnd"/>
+      <w:r>
+        <w:rPr>
+          <w:rFonts w:ascii="Garamond" w:eastAsia="Garamond" w:hAnsi="Garamond" w:cs="Garamond"/>
+          <w:b/>
+          <w:bCs/>
+          <w:sz w:val="23"/>
+          <w:szCs w:val="23"/>
+          <w:highlight w:val="yellow"/>
+          <w:u w:val="single"/>
+        </w:rPr>
+        <w:t xml:space="preserve"> }</w:t>
       </w:r>
       <w:proofErr w:type="gramEnd"/>
       <w:r>
@@ -18993,7 +18940,6 @@
           <w:rFonts w:ascii="Garamond" w:eastAsia="Garamond" w:hAnsi="Garamond" w:cs="Garamond"/>
           <w:sz w:val="23"/>
           <w:szCs w:val="23"/>
-          <w:u w:val="single"/>
         </w:rPr>
         <w:t>día</w:t>
       </w:r>
@@ -19114,7 +19060,7 @@
                 <w:sz w:val="23"/>
                 <w:szCs w:val="23"/>
               </w:rPr>
-              <w:t>Rappi</w:t>
+              <w:t>Tecnologías Rappi, S.A.P.I. de C.V.</w:t>
             </w:r>
           </w:p>
         </w:tc>
@@ -19626,19 +19572,7 @@
                 <w:szCs w:val="23"/>
                 <w:highlight w:val="yellow"/>
               </w:rPr>
-              <w:t xml:space="preserve">{{ </w:t>
-            </w:r>
-            <w:proofErr w:type="spellStart"/>
-            <w:r>
-              <w:rPr>
-                <w:rFonts w:ascii="Garamond" w:eastAsia="Garamond" w:hAnsi="Garamond" w:cs="Garamond"/>
-                <w:b/>
-                <w:bCs/>
-                <w:sz w:val="23"/>
-                <w:szCs w:val="23"/>
-                <w:highlight w:val="yellow"/>
-              </w:rPr>
-              <w:t>RAZÓN</w:t>
+              <w:t>{{ RAZÓN</w:t>
             </w:r>
             <w:proofErr w:type="gramEnd"/>
             <w:r>
@@ -19650,30 +19584,7 @@
                 <w:szCs w:val="23"/>
                 <w:highlight w:val="yellow"/>
               </w:rPr>
-              <w:t>_SOCIAL</w:t>
-            </w:r>
-            <w:r>
-              <w:rPr>
-                <w:rFonts w:ascii="Garamond" w:eastAsia="Garamond" w:hAnsi="Garamond" w:cs="Garamond"/>
-                <w:b/>
-                <w:bCs/>
-                <w:sz w:val="23"/>
-                <w:szCs w:val="23"/>
-                <w:highlight w:val="yellow"/>
-              </w:rPr>
-              <w:t>|title</w:t>
-            </w:r>
-            <w:proofErr w:type="spellEnd"/>
-            <w:r>
-              <w:rPr>
-                <w:rFonts w:ascii="Garamond" w:eastAsia="Garamond" w:hAnsi="Garamond" w:cs="Garamond"/>
-                <w:b/>
-                <w:bCs/>
-                <w:sz w:val="23"/>
-                <w:szCs w:val="23"/>
-                <w:highlight w:val="yellow"/>
-              </w:rPr>
-              <w:t xml:space="preserve"> }}</w:t>
+              <w:t>_SOCIAL }}</w:t>
             </w:r>
           </w:p>
         </w:tc>
@@ -22102,28 +22013,28 @@
 </file>
 
 <file path=customXml/item1.xml><?xml version="1.0" encoding="utf-8"?>
-<b:Sources xmlns:b="http://schemas.openxmlformats.org/officeDocument/2006/bibliography" xmlns="http://schemas.openxmlformats.org/officeDocument/2006/bibliography" SelectedStyle="\APASixthEditionOfficeOnline.xsl" StyleName="APA" Version="6"/>
-</file>
-
-<file path=customXml/item2.xml><?xml version="1.0" encoding="utf-8"?>
 <go:gDocsCustomXmlDataStorage xmlns:go="http://customooxmlschemas.google.com/" xmlns:r="http://schemas.openxmlformats.org/officeDocument/2006/relationships" uri="GoogleDocsCustomDataVersion2">
   <go:docsCustomData xmlns:go="http://customooxmlschemas.google.com/" roundtripDataSignature="AMtx7mi//yQ/oiAx+PSUT/f6fDOlIWWg4Q==">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</go:docsCustomData>
 </go:gDocsCustomXmlDataStorage>
 </file>
 
-<file path=customXml/itemProps1.xml><?xml version="1.0" encoding="utf-8"?>
-<ds:datastoreItem xmlns:ds="http://schemas.openxmlformats.org/officeDocument/2006/customXml" ds:itemID="{7D740D00-A2A0-41C6-9963-D2931C5396EA}">
-  <ds:schemaRefs>
-    <ds:schemaRef ds:uri="http://schemas.openxmlformats.org/officeDocument/2006/bibliography"/>
-  </ds:schemaRefs>
-</ds:datastoreItem>
+<file path=customXml/item2.xml><?xml version="1.0" encoding="utf-8"?>
+<b:Sources xmlns:b="http://schemas.openxmlformats.org/officeDocument/2006/bibliography" xmlns="http://schemas.openxmlformats.org/officeDocument/2006/bibliography" SelectedStyle="\APASixthEditionOfficeOnline.xsl" StyleName="APA" Version="6"/>
 </file>
 
-<file path=customXml/itemProps2.xml><?xml version="1.0" encoding="utf-8"?>
+<file path=customXml/itemProps1.xml><?xml version="1.0" encoding="utf-8"?>
 <ds:datastoreItem xmlns:ds="http://schemas.openxmlformats.org/officeDocument/2006/customXml" ds:itemID="{11111111-1234-1234-1234-123412341234}">
   <ds:schemaRefs>
     <ds:schemaRef ds:uri="http://customooxmlschemas.google.com/"/>
     <ds:schemaRef ds:uri="http://schemas.openxmlformats.org/officeDocument/2006/relationships"/>
   </ds:schemaRefs>
 </ds:datastoreItem>
+</file>
+
+<file path=customXml/itemProps2.xml><?xml version="1.0" encoding="utf-8"?>
+<ds:datastoreItem xmlns:ds="http://schemas.openxmlformats.org/officeDocument/2006/customXml" ds:itemID="{7D740D00-A2A0-41C6-9963-D2931C5396EA}">
+  <ds:schemaRefs>
+    <ds:schemaRef ds:uri="http://schemas.openxmlformats.org/officeDocument/2006/bibliography"/>
+  </ds:schemaRefs>
+</ds:datastoreItem>
 </file>
--- a/formatos/acuerdo_con_ads_persona_fisica.docx
+++ b/formatos/acuerdo_con_ads_persona_fisica.docx
@@ -12331,23 +12331,16 @@
           <w:sz w:val="23"/>
           <w:szCs w:val="23"/>
         </w:rPr>
-        <w:t xml:space="preserve">) Rappi rescinda el Acuerdo por causas imputables al Aliado (en adelante “Incumplimiento”), entonces el Aliado deberá devolver íntegramente las cantidades que Rappi haya otorgado por concepto de "Bono de Firma, Bono de Mercadotecnia, Bono de Crecimiento, Bono de Desempeño, Fondo de Mercadotecnia, </w:t>
-      </w:r>
-      <w:r>
-        <w:rPr>
-          <w:rFonts w:ascii="Garamond" w:eastAsia="Garamond" w:hAnsi="Garamond" w:cs="Garamond"/>
-          <w:sz w:val="23"/>
-          <w:szCs w:val="23"/>
-        </w:rPr>
-        <w:t>“</w:t>
-      </w:r>
-      <w:r>
-        <w:rPr>
-          <w:rFonts w:ascii="Garamond" w:eastAsia="Garamond" w:hAnsi="Garamond" w:cs="Garamond"/>
-          <w:sz w:val="23"/>
-          <w:szCs w:val="23"/>
-        </w:rPr>
-        <w:t>Fondo de Crecimiento"</w:t>
+        <w:t xml:space="preserve">) Rappi rescinda el Acuerdo por causas imputables al Aliado (en adelante “Incumplimiento”), entonces el Aliado deberá devolver íntegramente las cantidades que Rappi haya otorgado por concepto de </w:t>
+      </w:r>
+      <w:r>
+        <w:rPr>
+          <w:rFonts w:ascii="Garamond" w:eastAsia="Garamond" w:hAnsi="Garamond" w:cs="Garamond"/>
+          <w:sz w:val="23"/>
+          <w:szCs w:val="23"/>
+          <w:lang w:val="es-ES"/>
+        </w:rPr>
+        <w:t xml:space="preserve">"{{ LISTA_BONOS_FONDOS }}" </w:t>
       </w:r>
       <w:r>
         <w:rPr>
@@ -12530,109 +12523,120 @@
           <w:szCs w:val="23"/>
           <w:u w:val="single"/>
         </w:rPr>
+        <w:t xml:space="preserve">CLÁUSULA </w:t>
+      </w:r>
+      <w:proofErr w:type="gramStart"/>
+      <w:r>
+        <w:rPr>
+          <w:rFonts w:ascii="Garamond" w:eastAsia="Garamond" w:hAnsi="Garamond" w:cs="Garamond"/>
+          <w:b/>
+          <w:bCs/>
+          <w:sz w:val="23"/>
+          <w:szCs w:val="23"/>
+          <w:highlight w:val="yellow"/>
+          <w:u w:val="single"/>
+        </w:rPr>
+        <w:t xml:space="preserve">{{ </w:t>
+      </w:r>
+      <w:proofErr w:type="spellStart"/>
+      <w:r>
+        <w:rPr>
+          <w:rFonts w:ascii="Garamond" w:eastAsia="Garamond" w:hAnsi="Garamond" w:cs="Garamond"/>
+          <w:b/>
+          <w:bCs/>
+          <w:sz w:val="23"/>
+          <w:szCs w:val="23"/>
+          <w:highlight w:val="yellow"/>
+          <w:u w:val="single"/>
+        </w:rPr>
+        <w:t>NUM</w:t>
+      </w:r>
+      <w:proofErr w:type="gramEnd"/>
+      <w:r>
+        <w:rPr>
+          <w:rFonts w:ascii="Garamond" w:eastAsia="Garamond" w:hAnsi="Garamond" w:cs="Garamond"/>
+          <w:b/>
+          <w:bCs/>
+          <w:sz w:val="23"/>
+          <w:szCs w:val="23"/>
+          <w:highlight w:val="yellow"/>
+          <w:u w:val="single"/>
+        </w:rPr>
+        <w:t>_INCUMPLIMIENTO_EXCLUSIVIDAD_Y_SEMI</w:t>
+      </w:r>
+      <w:r>
+        <w:rPr>
+          <w:rFonts w:ascii="Garamond" w:eastAsia="Garamond" w:hAnsi="Garamond" w:cs="Garamond"/>
+          <w:b/>
+          <w:bCs/>
+          <w:sz w:val="23"/>
+          <w:szCs w:val="23"/>
+          <w:highlight w:val="yellow"/>
+          <w:u w:val="single"/>
+        </w:rPr>
+        <w:t>|</w:t>
+      </w:r>
+      <w:proofErr w:type="gramStart"/>
+      <w:r>
+        <w:rPr>
+          <w:rFonts w:ascii="Garamond" w:eastAsia="Garamond" w:hAnsi="Garamond" w:cs="Garamond"/>
+          <w:b/>
+          <w:bCs/>
+          <w:sz w:val="23"/>
+          <w:szCs w:val="23"/>
+          <w:highlight w:val="yellow"/>
+          <w:u w:val="single"/>
+        </w:rPr>
+        <w:t>upper</w:t>
+      </w:r>
+      <w:proofErr w:type="spellEnd"/>
+      <w:r>
+        <w:rPr>
+          <w:rFonts w:ascii="Garamond" w:eastAsia="Garamond" w:hAnsi="Garamond" w:cs="Garamond"/>
+          <w:b/>
+          <w:bCs/>
+          <w:sz w:val="23"/>
+          <w:szCs w:val="23"/>
+          <w:highlight w:val="yellow"/>
+          <w:u w:val="single"/>
+        </w:rPr>
+        <w:t xml:space="preserve"> }</w:t>
+      </w:r>
+      <w:proofErr w:type="gramEnd"/>
+      <w:r>
+        <w:rPr>
+          <w:rFonts w:ascii="Garamond" w:eastAsia="Garamond" w:hAnsi="Garamond" w:cs="Garamond"/>
+          <w:b/>
+          <w:bCs/>
+          <w:sz w:val="23"/>
+          <w:szCs w:val="23"/>
+          <w:highlight w:val="yellow"/>
+          <w:u w:val="single"/>
+        </w:rPr>
+        <w:t>}</w:t>
+      </w:r>
+      <w:r>
+        <w:rPr>
+          <w:rFonts w:ascii="Garamond" w:eastAsia="Garamond" w:hAnsi="Garamond" w:cs="Garamond"/>
+          <w:b/>
+          <w:bCs/>
+          <w:sz w:val="23"/>
+          <w:szCs w:val="23"/>
+          <w:u w:val="single"/>
+        </w:rPr>
+        <w:t xml:space="preserve">. </w:t>
+      </w:r>
+      <w:r>
+        <w:rPr>
+          <w:rFonts w:ascii="Garamond" w:eastAsia="Garamond" w:hAnsi="Garamond" w:cs="Garamond"/>
+          <w:b/>
+          <w:bCs/>
+          <w:sz w:val="23"/>
+          <w:szCs w:val="23"/>
+          <w:u w:val="single"/>
+        </w:rPr>
         <w:lastRenderedPageBreak/>
-        <w:t xml:space="preserve">CLÁUSULA </w:t>
-      </w:r>
-      <w:proofErr w:type="gramStart"/>
-      <w:r>
-        <w:rPr>
-          <w:rFonts w:ascii="Garamond" w:eastAsia="Garamond" w:hAnsi="Garamond" w:cs="Garamond"/>
-          <w:b/>
-          <w:bCs/>
-          <w:sz w:val="23"/>
-          <w:szCs w:val="23"/>
-          <w:highlight w:val="yellow"/>
-          <w:u w:val="single"/>
-        </w:rPr>
-        <w:t xml:space="preserve">{{ </w:t>
-      </w:r>
-      <w:proofErr w:type="spellStart"/>
-      <w:r>
-        <w:rPr>
-          <w:rFonts w:ascii="Garamond" w:eastAsia="Garamond" w:hAnsi="Garamond" w:cs="Garamond"/>
-          <w:b/>
-          <w:bCs/>
-          <w:sz w:val="23"/>
-          <w:szCs w:val="23"/>
-          <w:highlight w:val="yellow"/>
-          <w:u w:val="single"/>
-        </w:rPr>
-        <w:t>NUM</w:t>
-      </w:r>
-      <w:proofErr w:type="gramEnd"/>
-      <w:r>
-        <w:rPr>
-          <w:rFonts w:ascii="Garamond" w:eastAsia="Garamond" w:hAnsi="Garamond" w:cs="Garamond"/>
-          <w:b/>
-          <w:bCs/>
-          <w:sz w:val="23"/>
-          <w:szCs w:val="23"/>
-          <w:highlight w:val="yellow"/>
-          <w:u w:val="single"/>
-        </w:rPr>
-        <w:t>_INCUMPLIMIENTO_EXCLUSIVIDAD_Y_SEMI</w:t>
-      </w:r>
-      <w:r>
-        <w:rPr>
-          <w:rFonts w:ascii="Garamond" w:eastAsia="Garamond" w:hAnsi="Garamond" w:cs="Garamond"/>
-          <w:b/>
-          <w:bCs/>
-          <w:sz w:val="23"/>
-          <w:szCs w:val="23"/>
-          <w:highlight w:val="yellow"/>
-          <w:u w:val="single"/>
-        </w:rPr>
-        <w:t>|</w:t>
-      </w:r>
-      <w:proofErr w:type="gramStart"/>
-      <w:r>
-        <w:rPr>
-          <w:rFonts w:ascii="Garamond" w:eastAsia="Garamond" w:hAnsi="Garamond" w:cs="Garamond"/>
-          <w:b/>
-          <w:bCs/>
-          <w:sz w:val="23"/>
-          <w:szCs w:val="23"/>
-          <w:highlight w:val="yellow"/>
-          <w:u w:val="single"/>
-        </w:rPr>
-        <w:t>upper</w:t>
-      </w:r>
-      <w:proofErr w:type="spellEnd"/>
-      <w:r>
-        <w:rPr>
-          <w:rFonts w:ascii="Garamond" w:eastAsia="Garamond" w:hAnsi="Garamond" w:cs="Garamond"/>
-          <w:b/>
-          <w:bCs/>
-          <w:sz w:val="23"/>
-          <w:szCs w:val="23"/>
-          <w:highlight w:val="yellow"/>
-          <w:u w:val="single"/>
-        </w:rPr>
-        <w:t xml:space="preserve"> }</w:t>
-      </w:r>
-      <w:proofErr w:type="gramEnd"/>
-      <w:r>
-        <w:rPr>
-          <w:rFonts w:ascii="Garamond" w:eastAsia="Garamond" w:hAnsi="Garamond" w:cs="Garamond"/>
-          <w:b/>
-          <w:bCs/>
-          <w:sz w:val="23"/>
-          <w:szCs w:val="23"/>
-          <w:highlight w:val="yellow"/>
-          <w:u w:val="single"/>
-        </w:rPr>
-        <w:t>}</w:t>
-      </w:r>
-      <w:r>
-        <w:rPr>
-          <w:rFonts w:ascii="Garamond" w:eastAsia="Garamond" w:hAnsi="Garamond" w:cs="Garamond"/>
-          <w:b/>
-          <w:bCs/>
-          <w:sz w:val="23"/>
-          <w:szCs w:val="23"/>
-          <w:u w:val="single"/>
-        </w:rPr>
-        <w:t>. Incumplimiento.</w:t>
+        <w:t>Incumplimiento.</w:t>
       </w:r>
       <w:r>
         <w:rPr>
@@ -14339,103 +14343,103 @@
           <w:szCs w:val="23"/>
           <w:highlight w:val="yellow"/>
         </w:rPr>
+        <w:t>VALOR</w:t>
+      </w:r>
+      <w:proofErr w:type="gramEnd"/>
+      <w:r>
+        <w:rPr>
+          <w:rFonts w:ascii="Garamond" w:eastAsia="Garamond" w:hAnsi="Garamond" w:cs="Garamond"/>
+          <w:sz w:val="23"/>
+          <w:szCs w:val="23"/>
+          <w:highlight w:val="yellow"/>
+        </w:rPr>
+        <w:t>_</w:t>
+      </w:r>
+      <w:r>
+        <w:rPr>
+          <w:rFonts w:ascii="Garamond" w:eastAsia="Garamond" w:hAnsi="Garamond" w:cs="Garamond"/>
+          <w:sz w:val="23"/>
+          <w:szCs w:val="23"/>
+          <w:highlight w:val="yellow"/>
+        </w:rPr>
+        <w:t>MES_</w:t>
+      </w:r>
+      <w:r>
+        <w:rPr>
+          <w:rFonts w:ascii="Garamond" w:eastAsia="Garamond" w:hAnsi="Garamond" w:cs="Garamond"/>
+          <w:sz w:val="23"/>
+          <w:szCs w:val="23"/>
+          <w:highlight w:val="yellow"/>
+        </w:rPr>
+        <w:t>DESCUENTO_PLATILLOS</w:t>
+      </w:r>
+      <w:r>
+        <w:rPr>
+          <w:rFonts w:ascii="Garamond" w:eastAsia="Garamond" w:hAnsi="Garamond" w:cs="Garamond"/>
+          <w:sz w:val="23"/>
+          <w:szCs w:val="23"/>
+          <w:highlight w:val="yellow"/>
+        </w:rPr>
+        <w:t>|</w:t>
+      </w:r>
+      <w:proofErr w:type="gramStart"/>
+      <w:r>
+        <w:rPr>
+          <w:rFonts w:ascii="Garamond" w:eastAsia="Garamond" w:hAnsi="Garamond" w:cs="Garamond"/>
+          <w:sz w:val="23"/>
+          <w:szCs w:val="23"/>
+          <w:highlight w:val="yellow"/>
+        </w:rPr>
+        <w:t>lower</w:t>
+      </w:r>
+      <w:proofErr w:type="spellEnd"/>
+      <w:r>
+        <w:rPr>
+          <w:rFonts w:ascii="Garamond" w:eastAsia="Garamond" w:hAnsi="Garamond" w:cs="Garamond"/>
+          <w:sz w:val="23"/>
+          <w:szCs w:val="23"/>
+          <w:highlight w:val="yellow"/>
+        </w:rPr>
+        <w:t xml:space="preserve"> }</w:t>
+      </w:r>
+      <w:proofErr w:type="gramEnd"/>
+      <w:r>
+        <w:rPr>
+          <w:rFonts w:ascii="Garamond" w:eastAsia="Garamond" w:hAnsi="Garamond" w:cs="Garamond"/>
+          <w:sz w:val="23"/>
+          <w:szCs w:val="23"/>
+          <w:highlight w:val="yellow"/>
+        </w:rPr>
+        <w:t>}</w:t>
+      </w:r>
+      <w:r>
+        <w:rPr>
+          <w:rFonts w:ascii="Garamond" w:eastAsia="Garamond" w:hAnsi="Garamond" w:cs="Garamond"/>
+          <w:sz w:val="23"/>
+          <w:szCs w:val="23"/>
+        </w:rPr>
+        <w:t>) meses de ejecución del presente Acuerdo.</w:t>
+      </w:r>
+    </w:p>
+    <w:p>
+      <w:pPr>
+        <w:jc w:val="both"/>
+        <w:rPr>
+          <w:rFonts w:ascii="Garamond" w:eastAsia="Garamond" w:hAnsi="Garamond" w:cs="Garamond"/>
+          <w:sz w:val="23"/>
+          <w:szCs w:val="23"/>
+          <w:lang w:val="es-ES"/>
+        </w:rPr>
+      </w:pPr>
+      <w:r>
+        <w:rPr>
+          <w:rFonts w:ascii="Garamond" w:eastAsia="Garamond" w:hAnsi="Garamond" w:cs="Garamond"/>
+          <w:sz w:val="23"/>
+          <w:szCs w:val="23"/>
+          <w:highlight w:val="yellow"/>
+          <w:lang w:val="es-ES"/>
+        </w:rPr>
         <w:lastRenderedPageBreak/>
-        <w:t>VALOR</w:t>
-      </w:r>
-      <w:proofErr w:type="gramEnd"/>
-      <w:r>
-        <w:rPr>
-          <w:rFonts w:ascii="Garamond" w:eastAsia="Garamond" w:hAnsi="Garamond" w:cs="Garamond"/>
-          <w:sz w:val="23"/>
-          <w:szCs w:val="23"/>
-          <w:highlight w:val="yellow"/>
-        </w:rPr>
-        <w:t>_</w:t>
-      </w:r>
-      <w:r>
-        <w:rPr>
-          <w:rFonts w:ascii="Garamond" w:eastAsia="Garamond" w:hAnsi="Garamond" w:cs="Garamond"/>
-          <w:sz w:val="23"/>
-          <w:szCs w:val="23"/>
-          <w:highlight w:val="yellow"/>
-        </w:rPr>
-        <w:t>MES_</w:t>
-      </w:r>
-      <w:r>
-        <w:rPr>
-          <w:rFonts w:ascii="Garamond" w:eastAsia="Garamond" w:hAnsi="Garamond" w:cs="Garamond"/>
-          <w:sz w:val="23"/>
-          <w:szCs w:val="23"/>
-          <w:highlight w:val="yellow"/>
-        </w:rPr>
-        <w:t>DESCUENTO_PLATILLOS</w:t>
-      </w:r>
-      <w:r>
-        <w:rPr>
-          <w:rFonts w:ascii="Garamond" w:eastAsia="Garamond" w:hAnsi="Garamond" w:cs="Garamond"/>
-          <w:sz w:val="23"/>
-          <w:szCs w:val="23"/>
-          <w:highlight w:val="yellow"/>
-        </w:rPr>
-        <w:t>|</w:t>
-      </w:r>
-      <w:proofErr w:type="gramStart"/>
-      <w:r>
-        <w:rPr>
-          <w:rFonts w:ascii="Garamond" w:eastAsia="Garamond" w:hAnsi="Garamond" w:cs="Garamond"/>
-          <w:sz w:val="23"/>
-          <w:szCs w:val="23"/>
-          <w:highlight w:val="yellow"/>
-        </w:rPr>
-        <w:t>lower</w:t>
-      </w:r>
-      <w:proofErr w:type="spellEnd"/>
-      <w:r>
-        <w:rPr>
-          <w:rFonts w:ascii="Garamond" w:eastAsia="Garamond" w:hAnsi="Garamond" w:cs="Garamond"/>
-          <w:sz w:val="23"/>
-          <w:szCs w:val="23"/>
-          <w:highlight w:val="yellow"/>
-        </w:rPr>
-        <w:t xml:space="preserve"> }</w:t>
-      </w:r>
-      <w:proofErr w:type="gramEnd"/>
-      <w:r>
-        <w:rPr>
-          <w:rFonts w:ascii="Garamond" w:eastAsia="Garamond" w:hAnsi="Garamond" w:cs="Garamond"/>
-          <w:sz w:val="23"/>
-          <w:szCs w:val="23"/>
-          <w:highlight w:val="yellow"/>
-        </w:rPr>
-        <w:t>}</w:t>
-      </w:r>
-      <w:r>
-        <w:rPr>
-          <w:rFonts w:ascii="Garamond" w:eastAsia="Garamond" w:hAnsi="Garamond" w:cs="Garamond"/>
-          <w:sz w:val="23"/>
-          <w:szCs w:val="23"/>
-        </w:rPr>
-        <w:t>) meses de ejecución del presente Acuerdo.</w:t>
-      </w:r>
-    </w:p>
-    <w:p>
-      <w:pPr>
-        <w:jc w:val="both"/>
-        <w:rPr>
-          <w:rFonts w:ascii="Garamond" w:eastAsia="Garamond" w:hAnsi="Garamond" w:cs="Garamond"/>
-          <w:sz w:val="23"/>
-          <w:szCs w:val="23"/>
-          <w:lang w:val="es-ES"/>
-        </w:rPr>
-      </w:pPr>
-      <w:r>
-        <w:rPr>
-          <w:rFonts w:ascii="Garamond" w:eastAsia="Garamond" w:hAnsi="Garamond" w:cs="Garamond"/>
-          <w:sz w:val="23"/>
-          <w:szCs w:val="23"/>
-          <w:highlight w:val="yellow"/>
-          <w:lang w:val="es-ES"/>
-        </w:rPr>
         <w:t xml:space="preserve">{%p </w:t>
       </w:r>
       <w:proofErr w:type="spellStart"/>
@@ -14994,6 +14998,7 @@
           <w:sz w:val="23"/>
           <w:szCs w:val="23"/>
         </w:rPr>
+        <w:lastRenderedPageBreak/>
         <w:t xml:space="preserve">El deber de confidencialidad establecido en esta Cláusula estará vigente durante la vigencia del presente Acuerdo de Cooperación y 3 (tres) años posteriores a su terminación. A la finalización de dicho término dejará de regir, salvo en lo que se refiere a la información confidencial que continúe constituyendo secreto comercial debidamente identificado, respecto de la cual, las obligaciones de confidencialidad establecidas en la presente Cláusula, hasta donde lo permita la Ley Aplicable, continuarán en pleno vigor y efecto. </w:t>
       </w:r>
     </w:p>
@@ -15692,7 +15697,7 @@
           <w:sz w:val="23"/>
           <w:szCs w:val="23"/>
         </w:rPr>
-        <w:t xml:space="preserve">Las Partes acuerdan mantenerse indemnes respecto de terceros que pudieran ser afectados por una de las Partes por el incumplimiento de este Acuerdo de Cooperación y la Ley Aplicable. En atención a la obligación de </w:t>
+        <w:t xml:space="preserve">Las Partes acuerdan mantenerse indemnes respecto de terceros que pudieran ser afectados por una de las Partes por el incumplimiento de este Acuerdo de Cooperación y la Ley Aplicable. En atención a la obligación de mantenerse indemnes, responderán por los daños y/o perjuicios que sus acciones u omisiones </w:t>
       </w:r>
       <w:r>
         <w:rPr>
@@ -15701,7 +15706,7 @@
           <w:szCs w:val="23"/>
         </w:rPr>
         <w:lastRenderedPageBreak/>
-        <w:t>mantenerse indemnes, responderán por los daños y/o perjuicios que sus acciones u omisiones pudieran causar a terceros y por los que la otra Parte pudiere resultar afectada.</w:t>
+        <w:t>pudieran causar a terceros y por los que la otra Parte pudiere resultar afectada.</w:t>
       </w:r>
     </w:p>
     <w:p>
@@ -16447,7 +16452,7 @@
           <w:szCs w:val="23"/>
         </w:rPr>
         <w:br/>
-        <w:t xml:space="preserve"> Igualmente, en el caso en el que se identifique que el Aliado Comercial está haciendo uso indebido </w:t>
+        <w:t xml:space="preserve"> Igualmente, en el caso en el que se identifique que el Aliado Comercial está haciendo uso indebido de los Datos Personales de los Usuarios/Consumidores transferidos por parte de Rappi para una </w:t>
       </w:r>
       <w:r>
         <w:rPr>
@@ -16456,7 +16461,7 @@
           <w:szCs w:val="23"/>
         </w:rPr>
         <w:lastRenderedPageBreak/>
-        <w:t>de los Datos Personales de los Usuarios/Consumidores transferidos por parte de Rappi para una finalidad diferente a la finalidad de Tratamiento establecida en la presente Cláusula, el Aliado Comercial será responsable de indemnizar los daños y perjuicios que dicho incumplimiento cause a Rappi o a terceros. La determinación y cuantificación de dichos daños y perjuicios se realizará conforme a la legislación aplicable, y el monto correspondiente deberá ser pagado por parte del Aliado Comercial mediante transferencia bancaria a la cuenta determinada por Rappi para dicho fin, dentro de los 30 (treinta) días calendario posteriores al envío de la notificación de incumplimiento.</w:t>
+        <w:t>finalidad diferente a la finalidad de Tratamiento establecida en la presente Cláusula, el Aliado Comercial será responsable de indemnizar los daños y perjuicios que dicho incumplimiento cause a Rappi o a terceros. La determinación y cuantificación de dichos daños y perjuicios se realizará conforme a la legislación aplicable, y el monto correspondiente deberá ser pagado por parte del Aliado Comercial mediante transferencia bancaria a la cuenta determinada por Rappi para dicho fin, dentro de los 30 (treinta) días calendario posteriores al envío de la notificación de incumplimiento.</w:t>
       </w:r>
     </w:p>
     <w:p>
@@ -17110,6 +17115,7 @@
           <w:sz w:val="23"/>
           <w:szCs w:val="23"/>
         </w:rPr>
+        <w:lastRenderedPageBreak/>
         <w:t xml:space="preserve">(vi) </w:t>
       </w:r>
       <w:r>
@@ -17916,7 +17922,7 @@
           <w:sz w:val="23"/>
           <w:szCs w:val="23"/>
         </w:rPr>
-        <w:t xml:space="preserve">Para la interpretación y cumplimiento del presente Acuerdo de Cooperación, las Partes se someten a las leyes de los Estados Unidos </w:t>
+        <w:t xml:space="preserve">Para la interpretación y cumplimiento del presente Acuerdo de Cooperación, las Partes se someten a las leyes de los Estados Unidos Mexicanos. Para todos los efectos legales el domicilio contractual será la Ciudad de México. </w:t>
       </w:r>
       <w:r>
         <w:rPr>
@@ -17925,7 +17931,7 @@
           <w:szCs w:val="23"/>
         </w:rPr>
         <w:lastRenderedPageBreak/>
-        <w:t>Mexicanos. Para todos los efectos legales el domicilio contractual será la Ciudad de México. No obstante, lo anterior, se aclara que para efectos tributarios el domicilio contractual corresponderá al municipio desde donde comercialice los Productos el Aliado Comercial.</w:t>
+        <w:t>No obstante, lo anterior, se aclara que para efectos tributarios el domicilio contractual corresponderá al municipio desde donde comercialice los Productos el Aliado Comercial.</w:t>
       </w:r>
       <w:r>
         <w:rPr>
@@ -18429,7 +18435,7 @@
           <w:sz w:val="23"/>
           <w:szCs w:val="23"/>
         </w:rPr>
-        <w:t xml:space="preserve"> retardar, cualquier acto relacionado con el ejercicio de sus funciones. Las Partes declaran y garantizan que tanto ellas como sus funcionarios, empleados, directivos,  o subcontratistas cumplen la Ley Aplicable en materia de anticorrupción, incluyendo, pero sin limitarse a la Ley General de Responsabilidades Administrativas, la Ley sobre Prácticas Corruptas en el Extranjero de EE.UU. de 1977, la Ley sobre Sobornos del Reino Unido de 2010 o aquellas que la modifiquen, subroguen, reglamenten o desarrollen, así como aquellas regulaciones nacionales e internacionales relativas a la prevención del fraude, el soborno, la corrupción, el lavado de dinero y el terrorismo. Igualmente, las Partes declaran y garantizan que ni ellas ni sus funcionarios, empleados, directivos, o subcontratistas son objeto de investigaciones, acusaciones o procesos relativos a la violación de la Ley Aplicable en materia de anticorrupción ni han sido objeto de sanciones penales, disciplinarias o contractuales derivadas de la violación de tal Ley Aplicable. Las Partes se obligan a cumplir la Ley Aplicable </w:t>
+        <w:t xml:space="preserve"> retardar, cualquier acto relacionado con el ejercicio de sus funciones. Las Partes declaran y garantizan que tanto ellas como sus funcionarios, empleados, directivos,  o subcontratistas cumplen la Ley Aplicable en materia de anticorrupción, incluyendo, pero sin limitarse a la Ley General de Responsabilidades Administrativas, la Ley sobre Prácticas Corruptas en el Extranjero de EE.UU. de 1977, la Ley sobre Sobornos del Reino Unido de 2010 o aquellas que la modifiquen, subroguen, reglamenten o desarrollen, así como aquellas regulaciones nacionales e internacionales relativas a la prevención del fraude, el soborno, la corrupción, el lavado de dinero y el terrorismo. Igualmente, las Partes declaran y garantizan que ni ellas ni sus funcionarios, empleados, directivos, o subcontratistas son objeto de investigaciones, acusaciones o procesos relativos a la violación de la Ley Aplicable en materia de anticorrupción ni han sido objeto de sanciones penales, disciplinarias o contractuales derivadas de la violación de tal Ley Aplicable. Las Partes se obligan a cumplir la Ley Aplicable en materia de anticorrupción y declaran que cualquier incumplimiento constituye una </w:t>
       </w:r>
       <w:r>
         <w:rPr>
@@ -18438,7 +18444,7 @@
           <w:szCs w:val="23"/>
         </w:rPr>
         <w:lastRenderedPageBreak/>
-        <w:t xml:space="preserve">en materia de anticorrupción y declaran que cualquier incumplimiento constituye una violación al presente Acuerdo de Cooperación, que da derecho exclusivo a la otra Parte de terminar el presente Acuerdo de Cooperación.    Igualmente, cada Parte se obliga a notificar a la otra Parte cualquier notificación asociada a una investigación, procedimiento, sanción o similar, iniciado en su contra o en contra de cualquiera de sus funcionarios, empleados, directivos, o subcontratistas, dentro de las 24 (veinticuatro) horas siguientes a la fecha en la que tenga conocimiento de la notificación de la investigación. </w:t>
+        <w:t xml:space="preserve">violación al presente Acuerdo de Cooperación, que da derecho exclusivo a la otra Parte de terminar el presente Acuerdo de Cooperación.    Igualmente, cada Parte se obliga a notificar a la otra Parte cualquier notificación asociada a una investigación, procedimiento, sanción o similar, iniciado en su contra o en contra de cualquiera de sus funcionarios, empleados, directivos, o subcontratistas, dentro de las 24 (veinticuatro) horas siguientes a la fecha en la que tenga conocimiento de la notificación de la investigación. </w:t>
       </w:r>
     </w:p>
     <w:p>
@@ -21185,7 +21191,6 @@
   <w:style w:type="character" w:default="1" w:styleId="Fuentedeprrafopredeter">
     <w:name w:val="Default Paragraph Font"/>
     <w:uiPriority w:val="1"/>
-    <w:semiHidden/>
     <w:unhideWhenUsed/>
   </w:style>
   <w:style w:type="table" w:default="1" w:styleId="Tablanormal">
@@ -22013,28 +22018,28 @@
 </file>
 
 <file path=customXml/item1.xml><?xml version="1.0" encoding="utf-8"?>
+<b:Sources xmlns:b="http://schemas.openxmlformats.org/officeDocument/2006/bibliography" xmlns="http://schemas.openxmlformats.org/officeDocument/2006/bibliography" SelectedStyle="\APASixthEditionOfficeOnline.xsl" StyleName="APA" Version="6"/>
+</file>
+
+<file path=customXml/item2.xml><?xml version="1.0" encoding="utf-8"?>
 <go:gDocsCustomXmlDataStorage xmlns:go="http://customooxmlschemas.google.com/" xmlns:r="http://schemas.openxmlformats.org/officeDocument/2006/relationships" uri="GoogleDocsCustomDataVersion2">
   <go:docsCustomData xmlns:go="http://customooxmlschemas.google.com/" roundtripDataSignature="AMtx7mi//yQ/oiAx+PSUT/f6fDOlIWWg4Q==">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</go:docsCustomData>
 </go:gDocsCustomXmlDataStorage>
 </file>
 
-<file path=customXml/item2.xml><?xml version="1.0" encoding="utf-8"?>
-<b:Sources xmlns:b="http://schemas.openxmlformats.org/officeDocument/2006/bibliography" xmlns="http://schemas.openxmlformats.org/officeDocument/2006/bibliography" SelectedStyle="\APASixthEditionOfficeOnline.xsl" StyleName="APA" Version="6"/>
+<file path=customXml/itemProps1.xml><?xml version="1.0" encoding="utf-8"?>
+<ds:datastoreItem xmlns:ds="http://schemas.openxmlformats.org/officeDocument/2006/customXml" ds:itemID="{7D740D00-A2A0-41C6-9963-D2931C5396EA}">
+  <ds:schemaRefs>
+    <ds:schemaRef ds:uri="http://schemas.openxmlformats.org/officeDocument/2006/bibliography"/>
+  </ds:schemaRefs>
+</ds:datastoreItem>
 </file>
 
-<file path=customXml/itemProps1.xml><?xml version="1.0" encoding="utf-8"?>
+<file path=customXml/itemProps2.xml><?xml version="1.0" encoding="utf-8"?>
 <ds:datastoreItem xmlns:ds="http://schemas.openxmlformats.org/officeDocument/2006/customXml" ds:itemID="{11111111-1234-1234-1234-123412341234}">
   <ds:schemaRefs>
     <ds:schemaRef ds:uri="http://customooxmlschemas.google.com/"/>
     <ds:schemaRef ds:uri="http://schemas.openxmlformats.org/officeDocument/2006/relationships"/>
   </ds:schemaRefs>
 </ds:datastoreItem>
-</file>
-
-<file path=customXml/itemProps2.xml><?xml version="1.0" encoding="utf-8"?>
-<ds:datastoreItem xmlns:ds="http://schemas.openxmlformats.org/officeDocument/2006/customXml" ds:itemID="{7D740D00-A2A0-41C6-9963-D2931C5396EA}">
-  <ds:schemaRefs>
-    <ds:schemaRef ds:uri="http://schemas.openxmlformats.org/officeDocument/2006/bibliography"/>
-  </ds:schemaRefs>
-</ds:datastoreItem>
 </file>